--- a/downloads/teacher/05 Materials/Unit 03/Slides/Slides 03.05 - Self-Concept Self-Image and the Filtered Life.docx
+++ b/downloads/teacher/05 Materials/Unit 03/Slides/Slides 03.05 - Self-Concept Self-Image and the Filtered Life.docx
@@ -17,7 +17,7 @@
         <w:pStyle w:val="FirstParagraph"/>
       </w:pPr>
       <w:r>
-        <w:t xml:space="preserve">Slide outline for Lesson 3.5. Twelve slides. Slides 6 and 7 are the photo pair; they are described in words here. If Sal wants a real pair on screen, he photographs an object (a mug, a beach with no people) and edits it. No slide shows a person’s body, and nothing on these slides mentions weight or dieting; body image is health class.</w:t>
+        <w:t xml:space="preserve">Slide outline for Lesson 3.5. Twelve slides. Slides 6 and 7 are the photo pair; they are described in words here. If I want a real pair on screen, I photograph an object (a mug, a beach with no people) and edit it. No slide shows a person’s body, and nothing on these slides mentions weight or dieting; body image is health class.</w:t>
       </w:r>
     </w:p>
     <w:p>
